--- a/facilitator-guide-delivery-metrics.docx
+++ b/facilitator-guide-delivery-metrics.docx
@@ -905,6 +905,127 @@
       </w:r>
       <w:r>
         <w:t xml:space="preserve"> shows who can swarm. Bring the results to retrospectives and the Team Health Check.</w:t>
+      </w:r>
+    </w:p>
+    <w:p>
+      <w:pPr>
+        <w:pStyle w:val="Heading1"/>
+      </w:pPr>
+      <w:r>
+        <w:t xml:space="preserve">Recreate it in your whiteboard</w:t>
+      </w:r>
+    </w:p>
+    <w:p>
+      <w:pPr>
+        <w:pStyle w:val="Small"/>
+      </w:pPr>
+      <w:r>
+        <w:t xml:space="preserve">Paste this into your whiteboard's AI assistant (for example Miro AI or Atlassian Rovo) or a general assistant, to get an editable, native version of the board. Results vary by tool, so expect to tidy it up. For an exact copy, import the SVG as a locked background instead.</w:t>
+      </w:r>
+    </w:p>
+    <w:p>
+      <w:r>
+        <w:t xml:space="preserve">Create an editable whiteboard for “Delivery Metrics &amp; Tech Debt”, a workshop board.</w:t>
+      </w:r>
+    </w:p>
+    <w:p>
+      <w:r>
+        <w:t xml:space="preserve">Purpose: Track how quickly and safely you deliver, keep technical debt visible, and plan time to pay it down.</w:t>
+      </w:r>
+    </w:p>
+    <w:p>
+      <w:r>
+        <w:t xml:space="preserve">Layout: a wide landscape board (about 16:11). Make one frame per section below, placed as described. In each frame, add the section name as a heading, then its content as short text labels or empty fields to fill in. Leave space in each frame for sticky notes. Use the header colour given. Keep the wording as written and don't add extra content.</w:t>
+      </w:r>
+    </w:p>
+    <w:p>
+      <w:r>
+        <w:t xml:space="preserve">Header fields to fill in: Team / System, Date</w:t>
+      </w:r>
+    </w:p>
+    <w:p>
+      <w:r>
+        <w:t xml:space="preserve">Sections:</w:t>
+      </w:r>
+    </w:p>
+    <w:p>
+      <w:r>
+        <w:t xml:space="preserve">1. Four Key Delivery Metrics: top full width, about 100% wide and 35% tall; header colour blue.</w:t>
+      </w:r>
+    </w:p>
+    <w:p>
+      <w:r>
+        <w:t xml:space="preserve">   Subtitle: Two for speed · two for stability · track the trend</w:t>
+      </w:r>
+    </w:p>
+    <w:p>
+      <w:r>
+        <w:t xml:space="preserve">   Content: Deployment Frequency · Speed: (×2) · Lead Time for Changes · Change Failure Rate · Stability: (×2) · Recovery Time · How often we release · Time from code committed · % of releases that cause a · Time to restore service · to production. · to running in production. · failure needing a fix. · after a failed release. · 3 months ago: (×4) · Now: (×4) · Target: (×4) · Measured from: (×4) · Better (×4) · Same (×4) · Worse (×4)</w:t>
+      </w:r>
+    </w:p>
+    <w:p>
+      <w:r>
+        <w:t xml:space="preserve">2. Tech Debt Register: middle left, about 65% wide and 45% tall; header colour purple.</w:t>
+      </w:r>
+    </w:p>
+    <w:p>
+      <w:r>
+        <w:t xml:space="preserve">   Subtitle: The interest is what it costs to leave it</w:t>
+      </w:r>
+    </w:p>
+    <w:p>
+      <w:r>
+        <w:t xml:space="preserve">   Content: Debt: · Where: · INTEREST: COST OF LEAVING IT · Effort s/m/l: · Type: · Owner:</w:t>
+      </w:r>
+    </w:p>
+    <w:p>
+      <w:r>
+        <w:t xml:space="preserve">3. Debt Quadrant: middle right, about 35% wide and 45% tall; header colour amber.</w:t>
+      </w:r>
+    </w:p>
+    <w:p>
+      <w:r>
+        <w:t xml:space="preserve">   Subtitle: Why the debt exists</w:t>
+      </w:r>
+    </w:p>
+    <w:p>
+      <w:r>
+        <w:t xml:space="preserve">   Content: Reckless · Deliberate · Prudent · Deliberate · “No time for design.” · “Ship now, fix later, knowingly.” · Reckless · Inadvertent · Prudent · Inadvertent · “What's good design?” · “Now we know how we should have built it.” · Reckless: · Prudent:</w:t>
+      </w:r>
+    </w:p>
+    <w:p>
+      <w:r>
+        <w:t xml:space="preserve">4. Time to Pay It Down: bottom left, about 50% wide and 15% tall; header colour dark green.</w:t>
+      </w:r>
+    </w:p>
+    <w:p>
+      <w:r>
+        <w:t xml:space="preserve">   Content: % of each iteration for debt &amp; enablers: · This iteration we'll pay down:</w:t>
+      </w:r>
+    </w:p>
+    <w:p>
+      <w:r>
+        <w:t xml:space="preserve">5. Review: bottom right, about 50% wide and 15% tall; header colour slate grey.</w:t>
+      </w:r>
+    </w:p>
+    <w:p>
+      <w:r>
+        <w:t xml:space="preserve">   Subtitle: Learn, don't compare teams</w:t>
+      </w:r>
+    </w:p>
+    <w:p>
+      <w:r>
+        <w:t xml:space="preserve">   Content: Metrics reviewed every: · What the trends tell us:</w:t>
+      </w:r>
+    </w:p>
+    <w:p>
+      <w:r>
+        <w:t xml:space="preserve">Footer questions: “Are we getting faster without getting less stable?” “Which debt is costing us most every week we leave it?”</w:t>
+      </w:r>
+    </w:p>
+    <w:p>
+      <w:r>
+        <w:t xml:space="preserve">Original board for reference: https://eparker71.github.io/agile-ways-of-working/delivery-metrics-board.html</w:t>
       </w:r>
     </w:p>
     <w:p>

--- a/facilitator-guide-delivery-metrics.docx
+++ b/facilitator-guide-delivery-metrics.docx
@@ -244,7 +244,7 @@
         </w:numPr>
       </w:pPr>
       <w:r>
-        <w:t xml:space="preserve">Print the board at A3, or load the SVG as a digital background</w:t>
+        <w:t xml:space="preserve">Print the board at A3 or 11×17, or load the SVG as a digital background</w:t>
       </w:r>
     </w:p>
     <w:p>

--- a/facilitator-guide-delivery-metrics.docx
+++ b/facilitator-guide-delivery-metrics.docx
@@ -975,7 +975,7 @@
     </w:p>
     <w:p>
       <w:r>
-        <w:t xml:space="preserve">   Content: Debt: · Where: · INTEREST: COST OF LEAVING IT · Effort s/m/l: · Type: · Owner:</w:t>
+        <w:t xml:space="preserve">   Content: Debt: · Where: · INTEREST: COST OF LEAVING IT · Effort S/M/L: · Type: · Owner:</w:t>
       </w:r>
     </w:p>
     <w:p>
